--- a/Источники вкр.docx
+++ b/Источники вкр.docx
@@ -871,6 +871,76 @@
           <w:szCs w:val="28"/>
         </w:rPr>
       </w:pPr>
+    </w:p>
+    <w:p>
+      <w:r>
+        <w:t>[17] ГОСТ 17608-2017. Плиты бетонные тротуарные. Технические условия. — Введ. 2018-03-01. — М.: Стандартинформ, 2017. — 28 с.</w:t>
+      </w:r>
+    </w:p>
+    <w:p>
+      <w:r>
+        <w:t>[18] Российская Федерация. Законы. Налоговый кодекс Российской Федерации (часть вторая): Федеральный закон № 117-ФЗ. Глава 26.2 «Упрощённая система налогообложения». — КонсультантПлюс. — URL: https://www.consultant.ru/document/cons_doc_LAW_28165/ (дата обращения: 10.05.2026).</w:t>
+      </w:r>
+    </w:p>
+    <w:p>
+      <w:r>
+        <w:t>[19] Российская Федерация. Законы. О закупках товаров, работ, услуг отдельными видами юридических лиц: Федеральный закон № 223-ФЗ: [ред. от 23.05.2025]. — КонсультантПлюс. — URL: https://www.consultant.ru/document/cons_doc_LAW_116964/ (дата обращения: 10.05.2026).</w:t>
+      </w:r>
+    </w:p>
+    <w:p>
+      <w:r>
+        <w:t>[20] ГОСТ 26633-2012. Бетоны тяжёлые и мелкозернистые. Технические условия. — Введ. 2014-01-01. — М.: Стандартинформ, 2014. — 20 с.</w:t>
+      </w:r>
+    </w:p>
+    <w:p>
+      <w:r>
+        <w:t>[21] Аренда производственных помещений в Рязанской области // ЦИАН. — URL: https://ryazan.cian.ru/snyat-sklad/ (дата обращения: 10.05.2026).</w:t>
+      </w:r>
+    </w:p>
+    <w:p>
+      <w:r>
+        <w:t>[22] Пособие по технологии формования железобетонных изделий (к СНиП 3.09.01-85) / НИИЖБ. — М., 1988. — URL: https://zzbo.ru/wp-content/themes/storefront-child-theme-master/assets/doc/literatura/posobie_formovanie.pdf (дата обращения: 12.05.2026).</w:t>
+      </w:r>
+    </w:p>
+    <w:p>
+      <w:r>
+        <w:t>[23] ГОСТ 7473-2010. Смеси бетонные. Технические условия. — Введ. 2012-01-01. — М.: Стандартинформ, 2011. — 16 с.</w:t>
+      </w:r>
+    </w:p>
+    <w:p>
+      <w:r>
+        <w:t>[24] ГОСТ 31108-2020. Цементы общестроительные. Технические условия. — Введ. 2021-09-01. — М.: Стандартинформ, 2020. — 16 с.</w:t>
+      </w:r>
+    </w:p>
+    <w:p>
+      <w:r>
+        <w:t>[25] ГОСТ 24211-2008. Добавки для бетонов и строительных растворов. Общие технические условия. — Введ. 2011-01-01. — М.: Стандартинформ, 2010. — 16 с.</w:t>
+      </w:r>
+    </w:p>
+    <w:p>
+      <w:r>
+        <w:t>[26] ГОСТ 10180-2012. Бетоны. Методы определения прочности по контрольным образцам. — Введ. 2013-07-01. — М.: Стандартинформ, 2013. — 36 с.</w:t>
+      </w:r>
+    </w:p>
+    <w:p>
+      <w:r>
+        <w:t>[27] ГОСТ 13015-2012. Изделия бетонные и железобетонные для строительства. Общие технические требования. — Введ. 2014-01-01. — М.: Стандартинформ, 2014. — 18 с.</w:t>
+      </w:r>
+    </w:p>
+    <w:p>
+      <w:r>
+        <w:t>[28] ООО «Стройтехника». Прайс-лист на вибропрессы серии «Рифей». — URL: https://v-press.ru/payment/price/ (дата обращения: 12.05.2026).</w:t>
+      </w:r>
+    </w:p>
+    <w:p>
+      <w:r>
+        <w:t>[29] ГОСТ 8736-2014. Песок для строительных работ. Технические условия. — Введ. 2015-04-01. — М.: Стандартинформ, 2015. — 20 с.</w:t>
+      </w:r>
+    </w:p>
+    <w:p>
+      <w:r>
+        <w:t>[30] ГОСТ 8267-93. Щебень и гравий из плотных горных пород для строительных работ. — Введ. 1995-01-01. — М.: Издательство стандартов, 1994. — 24 с.</w:t>
+      </w:r>
     </w:p>
     <w:sectPr>
       <w:pgSz w:w="11906" w:h="16838"/>
